--- a/docs/TECHNICKY_DOKUMENT.docx
+++ b/docs/TECHNICKY_DOKUMENT.docx
@@ -36,7 +36,7 @@
         </w:p>
       </w:sdtContent>
     </w:sdt>
-    <w:bookmarkStart w:id="53" w:name="X1d8c1fbb91541dff2f705421d688098ab475d05"/>
+    <w:bookmarkStart w:id="60" w:name="X1d8c1fbb91541dff2f705421d688098ab475d05"/>
     <w:p>
       <w:pPr>
         <w:pStyle w:val="Heading1"/>
@@ -5406,13 +5406,13 @@
     </w:p>
     <w:bookmarkEnd w:id="50"/>
     <w:bookmarkEnd w:id="51"/>
-    <w:bookmarkStart w:id="52" w:name="závěr"/>
+    <w:bookmarkStart w:id="58" w:name="hierarchická-segmentace-super-události"/>
     <w:p>
       <w:pPr>
         <w:pStyle w:val="Heading2"/>
       </w:pPr>
       <w:r>
-        <w:t xml:space="preserve">10. Závěr</w:t>
+        <w:t xml:space="preserve">10. Hierarchická segmentace — super-události</w:t>
       </w:r>
     </w:p>
     <w:p>
@@ -5420,126 +5420,111 @@
         <w:pStyle w:val="FirstParagraph"/>
       </w:pPr>
       <w:r>
-        <w:t xml:space="preserve">Pipeline je</w:t>
-      </w:r>
-      <w:r>
-        <w:t xml:space="preserve"> </w:t>
-      </w:r>
-      <w:r>
-        <w:rPr>
-          <w:b/>
-          <w:bCs/>
-        </w:rPr>
-        <w:t xml:space="preserve">end-to-end funkční, Dockerizovaná, metodicky otestovaná</w:t>
-      </w:r>
-      <w:r>
-        <w:t xml:space="preserve"> </w:t>
-      </w:r>
-      <w:r>
-        <w:t xml:space="preserve">(96 jednotkových testů, ruff clean, mypy strict). Backtest framework je</w:t>
-      </w:r>
-      <w:r>
-        <w:t xml:space="preserve"> </w:t>
-      </w:r>
-      <w:r>
-        <w:rPr>
-          <w:b/>
-          <w:bCs/>
-        </w:rPr>
-        <w:t xml:space="preserve">quant-grade</w:t>
-      </w:r>
-      <w:r>
-        <w:t xml:space="preserve">: walk-forward split, baselines, bootstrap CI, McNemar test, horizon analysis, P&amp;L simulation — vše bez look-ahead leakage.</w:t>
-      </w:r>
-    </w:p>
-    <w:p>
-      <w:pPr>
-        <w:pStyle w:val="BodyText"/>
-      </w:pPr>
-      <w:r>
-        <w:t xml:space="preserve">Evaluační čísla jsou</w:t>
-      </w:r>
-      <w:r>
-        <w:t xml:space="preserve"> </w:t>
-      </w:r>
-      <w:r>
-        <w:rPr>
-          <w:b/>
-          <w:bCs/>
-        </w:rPr>
-        <w:t xml:space="preserve">honest</w:t>
-      </w:r>
-      <w:r>
-        <w:t xml:space="preserve">: LLM musí na test splitu překročit always-bullish 47.5 % baseline na d=7. Aktuální report nepublikuje absolute LLM accuracy, protože nebyl spuštěn cross-provider benchmark v rámci $10 rozpočtu; to je práce pro pilot fázi.</w:t>
-      </w:r>
-    </w:p>
-    <w:p>
-      <w:pPr>
-        <w:pStyle w:val="BodyText"/>
-      </w:pPr>
-      <w:r>
-        <w:rPr>
-          <w:b/>
-          <w:bCs/>
-        </w:rPr>
-        <w:t xml:space="preserve">Největší hodnota projektu</w:t>
-      </w:r>
-      <w:r>
-        <w:t xml:space="preserve"> </w:t>
-      </w:r>
-      <w:r>
-        <w:t xml:space="preserve">není v jednom konkrétním čísle accuracy, ale v produkčně připraveném frameworku:</w:t>
-      </w:r>
-      <w:r>
-        <w:t xml:space="preserve"> </w:t>
-      </w:r>
-      <w:r>
-        <w:t xml:space="preserve">- Auditovatelný prompt pipeline (2-stage, few-shot, JSON schema enforced)</w:t>
-      </w:r>
-      <w:r>
-        <w:t xml:space="preserve"> </w:t>
-      </w:r>
-      <w:r>
-        <w:t xml:space="preserve">- Strukturovaný JSONL log s timeframe-aware backtesting</w:t>
-      </w:r>
-      <w:r>
-        <w:t xml:space="preserve"> </w:t>
-      </w:r>
-      <w:r>
-        <w:t xml:space="preserve">- Runtime-swapovatelný LLM provider + API klíč</w:t>
-      </w:r>
-      <w:r>
-        <w:t xml:space="preserve"> </w:t>
-      </w:r>
-      <w:r>
-        <w:t xml:space="preserve">- Dual-backend audio (PyAV + ffmpeg)</w:t>
-      </w:r>
-      <w:r>
-        <w:t xml:space="preserve"> </w:t>
-      </w:r>
-      <w:r>
-        <w:t xml:space="preserve">- Reality-grounded evaluace (387 eventů, 2018-2024, walk-forward, MFE/MAE)</w:t>
-      </w:r>
-    </w:p>
-    <w:p>
-      <w:pPr>
-        <w:pStyle w:val="BodyText"/>
-      </w:pPr>
-      <w:r>
-        <w:t xml:space="preserve">Na tomto frameworku může provozní tým</w:t>
-      </w:r>
-      <w:r>
-        <w:t xml:space="preserve"> </w:t>
-      </w:r>
-      <w:r>
-        <w:rPr>
-          <w:b/>
-          <w:bCs/>
-        </w:rPr>
-        <w:t xml:space="preserve">iterovat dle reálných dat zákazníka</w:t>
-      </w:r>
-      <w:r>
-        <w:t xml:space="preserve">, kalibrovat confidence na vlastním intraday logu, přidávat komodity / streamy / providery bez code change. To je rozdíl mezi</w:t>
+        <w:t xml:space="preserve">Projekt prošel dodatečným designovým krokem po pozorování 28 neutrálních</w:t>
+      </w:r>
+      <w:r>
+        <w:t xml:space="preserve"> </w:t>
+      </w:r>
+      <w:r>
+        <w:t xml:space="preserve">“gold”</w:t>
+      </w:r>
+      <w:r>
+        <w:t xml:space="preserve"> </w:t>
+      </w:r>
+      <w:r>
+        <w:t xml:space="preserve">signálů z 10-min Yahoo Finance stream segmentu. Řešení:</w:t>
+      </w:r>
+      <w:r>
+        <w:t xml:space="preserve"> </w:t>
+      </w:r>
+      <w:r>
+        <w:rPr>
+          <w:b/>
+          <w:bCs/>
+        </w:rPr>
+        <w:t xml:space="preserve">dvouúrovňová reprezentace</w:t>
+      </w:r>
+      <w:r>
+        <w:t xml:space="preserve">.</w:t>
+      </w:r>
+    </w:p>
+    <w:bookmarkStart w:id="52" w:name="koncepce"/>
+    <w:p>
+      <w:pPr>
+        <w:pStyle w:val="Heading3"/>
+      </w:pPr>
+      <w:r>
+        <w:t xml:space="preserve">10.1 Koncepce</w:t>
+      </w:r>
+    </w:p>
+    <w:p>
+      <w:pPr>
+        <w:pStyle w:val="Compact"/>
+        <w:numPr>
+          <w:ilvl w:val="0"/>
+          <w:numId w:val="1013"/>
+        </w:numPr>
+      </w:pPr>
+      <w:r>
+        <w:rPr>
+          <w:b/>
+          <w:bCs/>
+        </w:rPr>
+        <w:t xml:space="preserve">Chunk</w:t>
+      </w:r>
+      <w:r>
+        <w:t xml:space="preserve"> </w:t>
+      </w:r>
+      <w:r>
+        <w:t xml:space="preserve">(10 s) — raw transkripce + 0..N signálů (jako dříve)</w:t>
+      </w:r>
+    </w:p>
+    <w:p>
+      <w:pPr>
+        <w:pStyle w:val="Compact"/>
+        <w:numPr>
+          <w:ilvl w:val="0"/>
+          <w:numId w:val="1013"/>
+        </w:numPr>
+      </w:pPr>
+      <w:r>
+        <w:rPr>
+          <w:b/>
+          <w:bCs/>
+        </w:rPr>
+        <w:t xml:space="preserve">Segment</w:t>
+      </w:r>
+      <w:r>
+        <w:t xml:space="preserve"> </w:t>
+      </w:r>
+      <w:r>
+        <w:t xml:space="preserve">(typicky 1–15 min) — koherentní blok diskusí, agregován LLM</w:t>
+      </w:r>
+    </w:p>
+    <w:p>
+      <w:pPr>
+        <w:pStyle w:val="FirstParagraph"/>
+      </w:pPr>
+      <w:r>
+        <w:t xml:space="preserve">Každých 6 chunků (60 s) aggregator odešle do LLM:</w:t>
+      </w:r>
+      <w:r>
+        <w:t xml:space="preserve"> </w:t>
+      </w:r>
+      <w:r>
+        <w:t xml:space="preserve">- Aktuální segment summary</w:t>
+      </w:r>
+      <w:r>
+        <w:t xml:space="preserve"> </w:t>
+      </w:r>
+      <w:r>
+        <w:t xml:space="preserve">- Všechny chunks dosud</w:t>
+      </w:r>
+      <w:r>
+        <w:t xml:space="preserve"> </w:t>
+      </w:r>
+      <w:r>
+        <w:t xml:space="preserve">- Otázku:</w:t>
       </w:r>
       <w:r>
         <w:t xml:space="preserve"> </w:t>
@@ -5549,13 +5534,42 @@
           <w:i/>
           <w:iCs/>
         </w:rPr>
-        <w:t xml:space="preserve">“demo, které vypadá dobře v 5minutovém videu”</w:t>
-      </w:r>
-      <w:r>
-        <w:t xml:space="preserve"> </w:t>
-      </w:r>
-      <w:r>
-        <w:t xml:space="preserve">a</w:t>
+        <w:t xml:space="preserve">pokračuje stejné téma, nebo začíná nové?</w:t>
+      </w:r>
+    </w:p>
+    <w:p>
+      <w:pPr>
+        <w:pStyle w:val="BodyText"/>
+      </w:pPr>
+      <w:r>
+        <w:t xml:space="preserve">LLM vrací</w:t>
+      </w:r>
+      <w:r>
+        <w:t xml:space="preserve"> </w:t>
+      </w:r>
+      <w:r>
+        <w:rPr>
+          <w:rStyle w:val="VerbatimChar"/>
+        </w:rPr>
+        <w:t xml:space="preserve">{continue, summary, direction, confidence, sentiment_arc, timeframe}</w:t>
+      </w:r>
+      <w:r>
+        <w:t xml:space="preserve">. Na</w:t>
+      </w:r>
+      <w:r>
+        <w:t xml:space="preserve"> </w:t>
+      </w:r>
+      <w:r>
+        <w:rPr>
+          <w:rStyle w:val="VerbatimChar"/>
+        </w:rPr>
+        <w:t xml:space="preserve">continue=false</w:t>
+      </w:r>
+      <w:r>
+        <w:t xml:space="preserve"> </w:t>
+      </w:r>
+      <w:r>
+        <w:t xml:space="preserve">se segment uzavře, další chunk začne nový. Hard cap 15 min zabrání nekonečným segmentům. Fráze jako</w:t>
       </w:r>
       <w:r>
         <w:t xml:space="preserve"> </w:t>
@@ -5565,10 +5579,542 @@
           <w:i/>
           <w:iCs/>
         </w:rPr>
-        <w:t xml:space="preserve">“základ, na kterém lze postavit produkční trading signal service”</w:t>
-      </w:r>
-      <w:r>
-        <w:t xml:space="preserve">.</w:t>
+        <w:t xml:space="preserve">“now let’s turn to…”</w:t>
+      </w:r>
+      <w:r>
+        <w:t xml:space="preserve">,</w:t>
+      </w:r>
+      <w:r>
+        <w:t xml:space="preserve"> </w:t>
+      </w:r>
+      <w:r>
+        <w:rPr>
+          <w:i/>
+          <w:iCs/>
+        </w:rPr>
+        <w:t xml:space="preserve">“in other news…”</w:t>
+      </w:r>
+      <w:r>
+        <w:t xml:space="preserve"> </w:t>
+      </w:r>
+      <w:r>
+        <w:t xml:space="preserve">segment zavřou okamžitě (před čekáním na 60-s tick).</w:t>
+      </w:r>
+    </w:p>
+    <w:bookmarkEnd w:id="52"/>
+    <w:bookmarkStart w:id="53" w:name="primary-secondary-commodity-model"/>
+    <w:p>
+      <w:pPr>
+        <w:pStyle w:val="Heading3"/>
+      </w:pPr>
+      <w:r>
+        <w:t xml:space="preserve">10.2 Primary / secondary commodity model</w:t>
+      </w:r>
+    </w:p>
+    <w:p>
+      <w:pPr>
+        <w:pStyle w:val="FirstParagraph"/>
+      </w:pPr>
+      <w:r>
+        <w:t xml:space="preserve">Segment má jednu</w:t>
+      </w:r>
+      <w:r>
+        <w:t xml:space="preserve"> </w:t>
+      </w:r>
+      <w:r>
+        <w:rPr>
+          <w:b/>
+          <w:bCs/>
+        </w:rPr>
+        <w:t xml:space="preserve">primary commodity</w:t>
+      </w:r>
+      <w:r>
+        <w:t xml:space="preserve"> </w:t>
+      </w:r>
+      <w:r>
+        <w:t xml:space="preserve">(nejvíce zmíněná) + seznam</w:t>
+      </w:r>
+      <w:r>
+        <w:t xml:space="preserve"> </w:t>
+      </w:r>
+      <w:r>
+        <w:rPr>
+          <w:b/>
+          <w:bCs/>
+        </w:rPr>
+        <w:t xml:space="preserve">secondary</w:t>
+      </w:r>
+      <w:r>
+        <w:t xml:space="preserve"> </w:t>
+      </w:r>
+      <w:r>
+        <w:t xml:space="preserve">(token zmínky). Proti paralelním segmentům per-commodity — ty produkují spam pro pouhé zmínky (</w:t>
+      </w:r>
+      <w:r>
+        <w:t xml:space="preserve">“gold is up, silver too”</w:t>
+      </w:r>
+      <w:r>
+        <w:t xml:space="preserve">). Aktuální implementace startuje paralelní segment, kdykoli je signal vyprodukován pro jinou komoditu, a jejich primary se určuje z signal counts.</w:t>
+      </w:r>
+    </w:p>
+    <w:bookmarkEnd w:id="53"/>
+    <w:bookmarkStart w:id="54" w:name="reality-score"/>
+    <w:p>
+      <w:pPr>
+        <w:pStyle w:val="Heading3"/>
+      </w:pPr>
+      <w:r>
+        <w:t xml:space="preserve">10.3 Reality score</w:t>
+      </w:r>
+    </w:p>
+    <w:p>
+      <w:pPr>
+        <w:pStyle w:val="FirstParagraph"/>
+      </w:pPr>
+      <w:r>
+        <w:t xml:space="preserve">Po uzavření segmentu se</w:t>
+      </w:r>
+      <w:r>
+        <w:t xml:space="preserve"> </w:t>
+      </w:r>
+      <w:r>
+        <w:rPr>
+          <w:b/>
+          <w:bCs/>
+        </w:rPr>
+        <w:t xml:space="preserve">asynchronně</w:t>
+      </w:r>
+      <w:r>
+        <w:t xml:space="preserve"> </w:t>
+      </w:r>
+      <w:r>
+        <w:t xml:space="preserve">(přes</w:t>
+      </w:r>
+      <w:r>
+        <w:t xml:space="preserve"> </w:t>
+      </w:r>
+      <w:r>
+        <w:rPr>
+          <w:rStyle w:val="VerbatimChar"/>
+        </w:rPr>
+        <w:t xml:space="preserve">segment_reality</w:t>
+      </w:r>
+      <w:r>
+        <w:t xml:space="preserve"> </w:t>
+      </w:r>
+      <w:r>
+        <w:t xml:space="preserve">worker) stáhne cena primary commodity na horizontech</w:t>
+      </w:r>
+      <w:r>
+        <w:t xml:space="preserve"> </w:t>
+      </w:r>
+      <w:r>
+        <w:rPr>
+          <w:b/>
+          <w:bCs/>
+        </w:rPr>
+        <w:t xml:space="preserve">+1 min / +5 min / +15 min / +1 h</w:t>
+      </w:r>
+      <w:r>
+        <w:t xml:space="preserve"> </w:t>
+      </w:r>
+      <w:r>
+        <w:t xml:space="preserve">a porovná se direction segmentu s actual pohybem trhu. |change| &lt; 0.5 % = neutral.</w:t>
+      </w:r>
+    </w:p>
+    <w:p>
+      <w:pPr>
+        <w:pStyle w:val="BodyText"/>
+      </w:pPr>
+      <w:r>
+        <w:rPr>
+          <w:b/>
+          <w:bCs/>
+        </w:rPr>
+        <w:t xml:space="preserve">Tohle je klíč k pravé produkční validaci</w:t>
+      </w:r>
+      <w:r>
+        <w:t xml:space="preserve"> </w:t>
+      </w:r>
+      <w:r>
+        <w:t xml:space="preserve">— dashboard Evaluation tab má live panel</w:t>
+      </w:r>
+      <w:r>
+        <w:t xml:space="preserve"> </w:t>
+      </w:r>
+      <w:r>
+        <w:rPr>
+          <w:i/>
+          <w:iCs/>
+        </w:rPr>
+        <w:t xml:space="preserve">“Per-commodity segment accuracy”</w:t>
+      </w:r>
+      <w:r>
+        <w:t xml:space="preserve"> </w:t>
+      </w:r>
+      <w:r>
+        <w:t xml:space="preserve">počítaný z běžícího provozu, ne z retrospektivních dat. Limit: yfinance má 1-min bars jen na posledních 7 dní; starší segmenty fallbackují na daily close. Pro plnou produkci je potřeba upgrade na Polygon.io / Alpha Vantage Premium.</w:t>
+      </w:r>
+    </w:p>
+    <w:bookmarkEnd w:id="54"/>
+    <w:bookmarkStart w:id="55" w:name="ui-hierarchie"/>
+    <w:p>
+      <w:pPr>
+        <w:pStyle w:val="Heading3"/>
+      </w:pPr>
+      <w:r>
+        <w:t xml:space="preserve">10.4 UI hierarchie</w:t>
+      </w:r>
+    </w:p>
+    <w:p>
+      <w:pPr>
+        <w:pStyle w:val="Compact"/>
+        <w:numPr>
+          <w:ilvl w:val="0"/>
+          <w:numId w:val="1014"/>
+        </w:numPr>
+      </w:pPr>
+      <w:r>
+        <w:rPr>
+          <w:b/>
+          <w:bCs/>
+        </w:rPr>
+        <w:t xml:space="preserve">Stream view</w:t>
+      </w:r>
+      <w:r>
+        <w:t xml:space="preserve">: poslední 3 chunks viditelné, starší pod</w:t>
+      </w:r>
+      <w:r>
+        <w:t xml:space="preserve"> </w:t>
+      </w:r>
+      <w:r>
+        <w:t xml:space="preserve">“Show N older”</w:t>
+      </w:r>
+      <w:r>
+        <w:t xml:space="preserve">, pod nimi aktivní segment (pulsuje). Chunky s signálem mají vlevo barevný marker (bullish/bearish/neutral), text stejný jako chunks bez signálu.</w:t>
+      </w:r>
+    </w:p>
+    <w:p>
+      <w:pPr>
+        <w:pStyle w:val="Compact"/>
+        <w:numPr>
+          <w:ilvl w:val="0"/>
+          <w:numId w:val="1014"/>
+        </w:numPr>
+      </w:pPr>
+      <w:r>
+        <w:rPr>
+          <w:b/>
+          <w:bCs/>
+        </w:rPr>
+        <w:t xml:space="preserve">Commodity view</w:t>
+      </w:r>
+      <w:r>
+        <w:t xml:space="preserve">: 3 nejnovější segmenty karty (primary=daná komodita), rozbalitelně všechny. Pod každým segmentem: top-3 sub-signály s možností rozbalit zbytek.</w:t>
+      </w:r>
+    </w:p>
+    <w:bookmarkEnd w:id="55"/>
+    <w:bookmarkStart w:id="56" w:name="přínos-oproti-flat-modelu"/>
+    <w:p>
+      <w:pPr>
+        <w:pStyle w:val="Heading3"/>
+      </w:pPr>
+      <w:r>
+        <w:t xml:space="preserve">10.5 Přínos oproti flat modelu</w:t>
+      </w:r>
+    </w:p>
+    <w:p>
+      <w:pPr>
+        <w:pStyle w:val="FirstParagraph"/>
+      </w:pPr>
+      <w:r>
+        <w:t xml:space="preserve">Pro 10-min segment o zlatě:</w:t>
+      </w:r>
+      <w:r>
+        <w:t xml:space="preserve"> </w:t>
+      </w:r>
+      <w:r>
+        <w:t xml:space="preserve">-</w:t>
+      </w:r>
+      <w:r>
+        <w:t xml:space="preserve"> </w:t>
+      </w:r>
+      <w:r>
+        <w:rPr>
+          <w:b/>
+          <w:bCs/>
+        </w:rPr>
+        <w:t xml:space="preserve">Před</w:t>
+      </w:r>
+      <w:r>
+        <w:t xml:space="preserve">: 28 individuálních</w:t>
+      </w:r>
+      <w:r>
+        <w:t xml:space="preserve"> </w:t>
+      </w:r>
+      <w:r>
+        <w:t xml:space="preserve">“neutral gold”</w:t>
+      </w:r>
+      <w:r>
+        <w:t xml:space="preserve"> </w:t>
+      </w:r>
+      <w:r>
+        <w:t xml:space="preserve">signálů (spam)</w:t>
+      </w:r>
+      <w:r>
+        <w:t xml:space="preserve"> </w:t>
+      </w:r>
+      <w:r>
+        <w:t xml:space="preserve">-</w:t>
+      </w:r>
+      <w:r>
+        <w:t xml:space="preserve"> </w:t>
+      </w:r>
+      <w:r>
+        <w:rPr>
+          <w:b/>
+          <w:bCs/>
+        </w:rPr>
+        <w:t xml:space="preserve">Po</w:t>
+      </w:r>
+      <w:r>
+        <w:t xml:space="preserve">: 1 segment karta</w:t>
+      </w:r>
+      <w:r>
+        <w:t xml:space="preserve"> </w:t>
+      </w:r>
+      <w:r>
+        <w:rPr>
+          <w:i/>
+          <w:iCs/>
+        </w:rPr>
+        <w:t xml:space="preserve">“Yahoo gold segment — central bank demand narrative, bullish 85 %”</w:t>
+      </w:r>
+      <w:r>
+        <w:t xml:space="preserve"> </w:t>
+      </w:r>
+      <w:r>
+        <w:t xml:space="preserve">+ 3 nejlepší sub-signály, zbytek sbalený</w:t>
+      </w:r>
+    </w:p>
+    <w:p>
+      <w:pPr>
+        <w:pStyle w:val="BodyText"/>
+      </w:pPr>
+      <w:r>
+        <w:t xml:space="preserve">Analytický přínos:</w:t>
+      </w:r>
+      <w:r>
+        <w:t xml:space="preserve"> </w:t>
+      </w:r>
+      <w:r>
+        <w:rPr>
+          <w:b/>
+          <w:bCs/>
+        </w:rPr>
+        <w:t xml:space="preserve">segment má time window</w:t>
+      </w:r>
+      <w:r>
+        <w:t xml:space="preserve">, takže</w:t>
+      </w:r>
+      <w:r>
+        <w:t xml:space="preserve"> </w:t>
+      </w:r>
+      <w:r>
+        <w:rPr>
+          <w:rStyle w:val="VerbatimChar"/>
+        </w:rPr>
+        <w:t xml:space="preserve">reality_score</w:t>
+      </w:r>
+      <w:r>
+        <w:t xml:space="preserve"> </w:t>
+      </w:r>
+      <w:r>
+        <w:t xml:space="preserve">měří okamžitou reakci trhu na konkrétní reportáž. Toto bylo fundamentální omezení popsané v sekci 8.2 — nyní obcházeno pro live provoz.</w:t>
+      </w:r>
+    </w:p>
+    <w:bookmarkEnd w:id="56"/>
+    <w:bookmarkStart w:id="57" w:name="implementace"/>
+    <w:p>
+      <w:pPr>
+        <w:pStyle w:val="Heading3"/>
+      </w:pPr>
+      <w:r>
+        <w:t xml:space="preserve">10.6 Implementace</w:t>
+      </w:r>
+    </w:p>
+    <w:p>
+      <w:pPr>
+        <w:pStyle w:val="Compact"/>
+        <w:numPr>
+          <w:ilvl w:val="0"/>
+          <w:numId w:val="1015"/>
+        </w:numPr>
+      </w:pPr>
+      <w:r>
+        <w:rPr>
+          <w:rStyle w:val="VerbatimChar"/>
+        </w:rPr>
+        <w:t xml:space="preserve">src/analysis/segment_aggregator.py</w:t>
+      </w:r>
+      <w:r>
+        <w:t xml:space="preserve"> </w:t>
+      </w:r>
+      <w:r>
+        <w:t xml:space="preserve">(~350 LOC) — state per (stream, commodity)</w:t>
+      </w:r>
+    </w:p>
+    <w:p>
+      <w:pPr>
+        <w:pStyle w:val="Compact"/>
+        <w:numPr>
+          <w:ilvl w:val="0"/>
+          <w:numId w:val="1015"/>
+        </w:numPr>
+      </w:pPr>
+      <w:r>
+        <w:rPr>
+          <w:rStyle w:val="VerbatimChar"/>
+        </w:rPr>
+        <w:t xml:space="preserve">src/backtest/segment_log.py</w:t>
+      </w:r>
+      <w:r>
+        <w:t xml:space="preserve"> </w:t>
+      </w:r>
+      <w:r>
+        <w:t xml:space="preserve">— JSONL perzistence</w:t>
+      </w:r>
+    </w:p>
+    <w:p>
+      <w:pPr>
+        <w:pStyle w:val="Compact"/>
+        <w:numPr>
+          <w:ilvl w:val="0"/>
+          <w:numId w:val="1015"/>
+        </w:numPr>
+      </w:pPr>
+      <w:r>
+        <w:rPr>
+          <w:rStyle w:val="VerbatimChar"/>
+        </w:rPr>
+        <w:t xml:space="preserve">src/backtest/segment_reality.py</w:t>
+      </w:r>
+      <w:r>
+        <w:t xml:space="preserve"> </w:t>
+      </w:r>
+      <w:r>
+        <w:t xml:space="preserve">— async worker pro post-close price lookup</w:t>
+      </w:r>
+    </w:p>
+    <w:p>
+      <w:pPr>
+        <w:pStyle w:val="Compact"/>
+        <w:numPr>
+          <w:ilvl w:val="0"/>
+          <w:numId w:val="1015"/>
+        </w:numPr>
+      </w:pPr>
+      <w:r>
+        <w:rPr>
+          <w:rStyle w:val="VerbatimChar"/>
+        </w:rPr>
+        <w:t xml:space="preserve">src/models.py::Segment</w:t>
+      </w:r>
+      <w:r>
+        <w:t xml:space="preserve"> </w:t>
+      </w:r>
+      <w:r>
+        <w:t xml:space="preserve">— Pydantic model</w:t>
+      </w:r>
+    </w:p>
+    <w:p>
+      <w:pPr>
+        <w:pStyle w:val="Compact"/>
+        <w:numPr>
+          <w:ilvl w:val="0"/>
+          <w:numId w:val="1015"/>
+        </w:numPr>
+      </w:pPr>
+      <w:r>
+        <w:t xml:space="preserve">Prompt:</w:t>
+      </w:r>
+      <w:r>
+        <w:t xml:space="preserve"> </w:t>
+      </w:r>
+      <w:r>
+        <w:rPr>
+          <w:rStyle w:val="VerbatimChar"/>
+        </w:rPr>
+        <w:t xml:space="preserve">SEGMENT_SYSTEM_PROMPT</w:t>
+      </w:r>
+      <w:r>
+        <w:t xml:space="preserve"> </w:t>
+      </w:r>
+      <w:r>
+        <w:t xml:space="preserve">v</w:t>
+      </w:r>
+      <w:r>
+        <w:t xml:space="preserve"> </w:t>
+      </w:r>
+      <w:r>
+        <w:rPr>
+          <w:rStyle w:val="VerbatimChar"/>
+        </w:rPr>
+        <w:t xml:space="preserve">src/analysis/prompts.py</w:t>
+      </w:r>
+      <w:r>
+        <w:t xml:space="preserve"> </w:t>
+      </w:r>
+      <w:r>
+        <w:t xml:space="preserve">— řídí topic-change + summary</w:t>
+      </w:r>
+    </w:p>
+    <w:p>
+      <w:pPr>
+        <w:pStyle w:val="Compact"/>
+        <w:numPr>
+          <w:ilvl w:val="0"/>
+          <w:numId w:val="1015"/>
+        </w:numPr>
+      </w:pPr>
+      <w:r>
+        <w:t xml:space="preserve">Testy:</w:t>
+      </w:r>
+      <w:r>
+        <w:t xml:space="preserve"> </w:t>
+      </w:r>
+      <w:r>
+        <w:rPr>
+          <w:rStyle w:val="VerbatimChar"/>
+        </w:rPr>
+        <w:t xml:space="preserve">tests/test_segment_aggregator.py</w:t>
+      </w:r>
+      <w:r>
+        <w:t xml:space="preserve"> </w:t>
+      </w:r>
+      <w:r>
+        <w:t xml:space="preserve">— 10 jednotkových testů (open, continue, close, hard cap, break phrase, malformed JSON, multi-commodity, close_stream / close_all)</w:t>
+      </w:r>
+    </w:p>
+    <w:p>
+      <w:pPr>
+        <w:pStyle w:val="FirstParagraph"/>
+      </w:pPr>
+      <w:r>
+        <w:t xml:space="preserve">LLM náklad: +1 volání per 60 s aktivního segmentu = cca</w:t>
+      </w:r>
+      <w:r>
+        <w:t xml:space="preserve"> </w:t>
+      </w:r>
+      <w:r>
+        <w:rPr>
+          <w:b/>
+          <w:bCs/>
+        </w:rPr>
+        <w:t xml:space="preserve">+17 % cost oproti čistému chunk-level scoringu</w:t>
+      </w:r>
+      <w:r>
+        <w:t xml:space="preserve">. Za tu cenu dostáváme hierarchii, agregovaný summary, sentiment arc a reality-score validaci.</w:t>
       </w:r>
     </w:p>
     <w:p>
@@ -5578,20 +6124,194 @@
         </w:pict>
       </w:r>
     </w:p>
+    <w:bookmarkEnd w:id="57"/>
+    <w:bookmarkEnd w:id="58"/>
+    <w:bookmarkStart w:id="59" w:name="závěr"/>
+    <w:p>
+      <w:pPr>
+        <w:pStyle w:val="Heading2"/>
+      </w:pPr>
+      <w:r>
+        <w:t xml:space="preserve">11. Závěr</w:t>
+      </w:r>
+    </w:p>
     <w:p>
       <w:pPr>
         <w:pStyle w:val="FirstParagraph"/>
       </w:pPr>
+      <w:r>
+        <w:t xml:space="preserve">Pipeline je</w:t>
+      </w:r>
+      <w:r>
+        <w:t xml:space="preserve"> </w:t>
+      </w:r>
+      <w:r>
+        <w:rPr>
+          <w:b/>
+          <w:bCs/>
+        </w:rPr>
+        <w:t xml:space="preserve">end-to-end funkční, Dockerizovaná, metodicky otestovaná</w:t>
+      </w:r>
+      <w:r>
+        <w:t xml:space="preserve"> </w:t>
+      </w:r>
+      <w:r>
+        <w:t xml:space="preserve">(96 jednotkových testů, ruff clean, mypy strict). Backtest framework je</w:t>
+      </w:r>
+      <w:r>
+        <w:t xml:space="preserve"> </w:t>
+      </w:r>
+      <w:r>
+        <w:rPr>
+          <w:b/>
+          <w:bCs/>
+        </w:rPr>
+        <w:t xml:space="preserve">quant-grade</w:t>
+      </w:r>
+      <w:r>
+        <w:t xml:space="preserve">: walk-forward split, baselines, bootstrap CI, McNemar test, horizon analysis, P&amp;L simulation — vše bez look-ahead leakage.</w:t>
+      </w:r>
+    </w:p>
+    <w:p>
+      <w:pPr>
+        <w:pStyle w:val="BodyText"/>
+      </w:pPr>
+      <w:r>
+        <w:t xml:space="preserve">Evaluační čísla jsou</w:t>
+      </w:r>
+      <w:r>
+        <w:t xml:space="preserve"> </w:t>
+      </w:r>
+      <w:r>
+        <w:rPr>
+          <w:b/>
+          <w:bCs/>
+        </w:rPr>
+        <w:t xml:space="preserve">honest</w:t>
+      </w:r>
+      <w:r>
+        <w:t xml:space="preserve">: LLM musí na test splitu překročit always-bullish 47.5 % baseline na d=7. Aktuální report nepublikuje absolute LLM accuracy, protože nebyl spuštěn cross-provider benchmark v rámci $10 rozpočtu; to je práce pro pilot fázi.</w:t>
+      </w:r>
+    </w:p>
+    <w:p>
+      <w:pPr>
+        <w:pStyle w:val="BodyText"/>
+      </w:pPr>
+      <w:r>
+        <w:rPr>
+          <w:b/>
+          <w:bCs/>
+        </w:rPr>
+        <w:t xml:space="preserve">Největší hodnota projektu</w:t>
+      </w:r>
+      <w:r>
+        <w:t xml:space="preserve"> </w:t>
+      </w:r>
+      <w:r>
+        <w:t xml:space="preserve">není v jednom konkrétním čísle accuracy, ale v produkčně připraveném frameworku:</w:t>
+      </w:r>
+      <w:r>
+        <w:t xml:space="preserve"> </w:t>
+      </w:r>
+      <w:r>
+        <w:t xml:space="preserve">- Auditovatelný prompt pipeline (2-stage, few-shot, JSON schema enforced)</w:t>
+      </w:r>
+      <w:r>
+        <w:t xml:space="preserve"> </w:t>
+      </w:r>
+      <w:r>
+        <w:t xml:space="preserve">- Strukturovaný JSONL log s timeframe-aware backtesting</w:t>
+      </w:r>
+      <w:r>
+        <w:t xml:space="preserve"> </w:t>
+      </w:r>
+      <w:r>
+        <w:t xml:space="preserve">- Runtime-swapovatelný LLM provider + API klíč</w:t>
+      </w:r>
+      <w:r>
+        <w:t xml:space="preserve"> </w:t>
+      </w:r>
+      <w:r>
+        <w:t xml:space="preserve">- Dual-backend audio (PyAV + ffmpeg)</w:t>
+      </w:r>
+      <w:r>
+        <w:t xml:space="preserve"> </w:t>
+      </w:r>
+      <w:r>
+        <w:t xml:space="preserve">- Reality-grounded evaluace (387 eventů, 2018-2024, walk-forward, MFE/MAE)</w:t>
+      </w:r>
+    </w:p>
+    <w:p>
+      <w:pPr>
+        <w:pStyle w:val="BodyText"/>
+      </w:pPr>
+      <w:r>
+        <w:t xml:space="preserve">Na tomto frameworku může provozní tým</w:t>
+      </w:r>
+      <w:r>
+        <w:t xml:space="preserve"> </w:t>
+      </w:r>
+      <w:r>
+        <w:rPr>
+          <w:b/>
+          <w:bCs/>
+        </w:rPr>
+        <w:t xml:space="preserve">iterovat dle reálných dat zákazníka</w:t>
+      </w:r>
+      <w:r>
+        <w:t xml:space="preserve">, kalibrovat confidence na vlastním intraday logu, přidávat komodity / streamy / providery bez code change. To je rozdíl mezi</w:t>
+      </w:r>
+      <w:r>
+        <w:t xml:space="preserve"> </w:t>
+      </w:r>
       <w:r>
         <w:rPr>
           <w:i/>
           <w:iCs/>
         </w:rPr>
+        <w:t xml:space="preserve">“demo, které vypadá dobře v 5minutovém videu”</w:t>
+      </w:r>
+      <w:r>
+        <w:t xml:space="preserve"> </w:t>
+      </w:r>
+      <w:r>
+        <w:t xml:space="preserve">a</w:t>
+      </w:r>
+      <w:r>
+        <w:t xml:space="preserve"> </w:t>
+      </w:r>
+      <w:r>
+        <w:rPr>
+          <w:i/>
+          <w:iCs/>
+        </w:rPr>
+        <w:t xml:space="preserve">“základ, na kterém lze postavit produkční trading signal service”</w:t>
+      </w:r>
+      <w:r>
+        <w:t xml:space="preserve">.</w:t>
+      </w:r>
+    </w:p>
+    <w:p>
+      <w:r>
+        <w:pict>
+          <v:rect style="width:0;height:1.5pt" o:hralign="center" o:hrstd="t" o:hr="t"/>
+        </w:pict>
+      </w:r>
+    </w:p>
+    <w:p>
+      <w:pPr>
+        <w:pStyle w:val="FirstParagraph"/>
+      </w:pPr>
+      <w:r>
+        <w:rPr>
+          <w:i/>
+          <w:iCs/>
+        </w:rPr>
         <w:t xml:space="preserve">Dokument sepsán podle zadání, bod 4 (artefakt č. 3 — Technický dokument 1-2 strany). Plná verze kódu a evaluačních výsledků: GitHub repo.</w:t>
       </w:r>
     </w:p>
-    <w:bookmarkEnd w:id="52"/>
-    <w:bookmarkEnd w:id="53"/>
+    <w:bookmarkEnd w:id="59"/>
+    <w:bookmarkEnd w:id="60"/>
     <w:sectPr>
       <w:footnotePr>
         <w:numRestart w:val="eachSect"/>
@@ -5954,6 +6674,15 @@
     <w:abstractNumId w:val="991"/>
   </w:num>
   <w:num w:numId="1012">
+    <w:abstractNumId w:val="991"/>
+  </w:num>
+  <w:num w:numId="1013">
+    <w:abstractNumId w:val="991"/>
+  </w:num>
+  <w:num w:numId="1014">
+    <w:abstractNumId w:val="991"/>
+  </w:num>
+  <w:num w:numId="1015">
     <w:abstractNumId w:val="991"/>
   </w:num>
 </w:numbering>
